--- a/Lease Template.docx
+++ b/Lease Template.docx
@@ -1214,23 +1214,7 @@
                     <w:bCs/>
                     <w:highlight w:val="yellow"/>
                   </w:rPr>
-                  <w:t>Last Day of month, calculated one year from</w:t>
-                </w:r>
-                <w:r>
-                  <w:rPr>
-                    <w:b/>
-                    <w:bCs/>
-                    <w:highlight w:val="yellow"/>
-                  </w:rPr>
-                  <w:t xml:space="preserve"> </w:t>
-                </w:r>
-                <w:r>
-                  <w:rPr>
-                    <w:b/>
-                    <w:bCs/>
-                    <w:highlight w:val="yellow"/>
-                  </w:rPr>
-                  <w:t xml:space="preserve">Date occupancy desired </w:t>
+                  <w:t xml:space="preserve">Last Day of month, calculated one year from Date occupancy desired </w:t>
                 </w:r>
               </w:sdtContent>
             </w:sdt>
@@ -1510,21 +1494,7 @@
               <w:rPr>
                 <w:u w:val="single"/>
               </w:rPr>
-              <w:t xml:space="preserve">the first day of </w:t>
-            </w:r>
-            <w:proofErr w:type="gramStart"/>
-            <w:r>
-              <w:rPr>
-                <w:u w:val="single"/>
-              </w:rPr>
-              <w:t>each and every</w:t>
-            </w:r>
-            <w:proofErr w:type="gramEnd"/>
-            <w:r>
-              <w:rPr>
-                <w:u w:val="single"/>
-              </w:rPr>
-              <w:t xml:space="preserve"> month</w:t>
+              <w:t>the first day of each and every month</w:t>
             </w:r>
             <w:r>
               <w:t xml:space="preserve"> of the term of this Agreement. The Tenant shall provide post-dated cheques in advance for each month of the term.  In the event </w:t>
@@ -2575,15 +2545,7 @@
               <w:ind w:left="0" w:firstLine="0"/>
             </w:pPr>
             <w:r>
-              <w:t>(</w:t>
-            </w:r>
-            <w:proofErr w:type="spellStart"/>
-            <w:r>
-              <w:t>i</w:t>
-            </w:r>
-            <w:proofErr w:type="spellEnd"/>
-            <w:r>
-              <w:t xml:space="preserve">) </w:t>
+              <w:t xml:space="preserve">(i) </w:t>
             </w:r>
           </w:p>
         </w:tc>
@@ -4048,15 +4010,11 @@
               <w:spacing w:after="0" w:line="259" w:lineRule="auto"/>
               <w:ind w:left="0" w:firstLine="0"/>
             </w:pPr>
-            <w:proofErr w:type="gramStart"/>
             <w:r>
               <w:t xml:space="preserve">COSTS  </w:t>
             </w:r>
             <w:r>
               <w:tab/>
-            </w:r>
-            <w:proofErr w:type="gramEnd"/>
-            <w:r>
               <w:t xml:space="preserve"> </w:t>
             </w:r>
           </w:p>
@@ -4462,13 +4420,8 @@
         </w:numPr>
         <w:ind w:hanging="720"/>
       </w:pPr>
-      <w:proofErr w:type="gramStart"/>
-      <w:r>
-        <w:t>insure</w:t>
-      </w:r>
-      <w:proofErr w:type="gramEnd"/>
-      <w:r>
-        <w:t xml:space="preserve"> the Tenant’s property on the premises against damage or loss to such property caused by fire, theft and any other perils which cause such damage or loss. </w:t>
+      <w:r>
+        <w:t xml:space="preserve">insure the Tenant’s property on the premises against damage or loss to such property caused by fire, theft and any other perils which cause such damage or loss. </w:t>
       </w:r>
     </w:p>
     <w:p>
@@ -5156,15 +5109,7 @@
               <w:ind w:left="1" w:firstLine="0"/>
             </w:pPr>
             <w:r>
-              <w:t xml:space="preserve">Should the Tenant fail to take possession of the premises at the commencement of the term of this </w:t>
-            </w:r>
-            <w:proofErr w:type="gramStart"/>
-            <w:r>
-              <w:t>Agreement, or</w:t>
-            </w:r>
-            <w:proofErr w:type="gramEnd"/>
-            <w:r>
-              <w:t xml:space="preserve"> abandon the premises before the expiration of this Agreement, the Landlord may take possession without notice or demand and re-let the premises on such conditions as the Landlord may deem advisable.  Without prejudice to the Landlord's right to recover rent and utility charges which may be owing and without prejudice to any claim or claims for damages, the Tenant will be charged a re-rental fee of $ </w:t>
+              <w:t xml:space="preserve">Should the Tenant fail to take possession of the premises at the commencement of the term of this Agreement, or abandon the premises before the expiration of this Agreement, the Landlord may take possession without notice or demand and re-let the premises on such conditions as the Landlord may deem advisable.  Without prejudice to the Landlord's right to recover rent and utility charges which may be owing and without prejudice to any claim or claims for damages, the Tenant will be charged a re-rental fee of $ </w:t>
             </w:r>
             <w:r>
               <w:t>2</w:t>
@@ -5653,15 +5598,7 @@
         <w:ind w:left="2890"/>
       </w:pPr>
       <w:r>
-        <w:t xml:space="preserve">each person comprising the Tenant shall be joint and several in respect of </w:t>
-      </w:r>
-      <w:proofErr w:type="gramStart"/>
-      <w:r>
-        <w:t>any and all</w:t>
-      </w:r>
-      <w:proofErr w:type="gramEnd"/>
-      <w:r>
-        <w:t xml:space="preserve"> obligations of the Tenant under this Agreement. </w:t>
+        <w:t xml:space="preserve">each person comprising the Tenant shall be joint and several in respect of any and all obligations of the Tenant under this Agreement. </w:t>
       </w:r>
     </w:p>
     <w:tbl>
@@ -6035,15 +5972,7 @@
             </w:r>
             <w:r>
               <w:tab/>
-              <w:t>(</w:t>
-            </w:r>
-            <w:proofErr w:type="spellStart"/>
-            <w:r>
-              <w:t>i</w:t>
-            </w:r>
-            <w:proofErr w:type="spellEnd"/>
-            <w:r>
-              <w:t xml:space="preserve">) </w:t>
+              <w:t xml:space="preserve">(i) </w:t>
             </w:r>
             <w:r>
               <w:tab/>
@@ -6137,15 +6066,7 @@
             </w:r>
             <w:r>
               <w:tab/>
-              <w:t xml:space="preserve">needs to make repairs or adjustments to the heating, water, electrical, telephone, or other services of the building of which the premises form a part.  The Tenant acknowledges that access to these services </w:t>
-            </w:r>
-            <w:proofErr w:type="gramStart"/>
-            <w:r>
-              <w:t>is located in</w:t>
-            </w:r>
-            <w:proofErr w:type="gramEnd"/>
-            <w:r>
-              <w:t xml:space="preserve"> the premises. </w:t>
+              <w:t xml:space="preserve">needs to make repairs or adjustments to the heating, water, electrical, telephone, or other services of the building of which the premises form a part.  The Tenant acknowledges that access to these services is located in the premises. </w:t>
             </w:r>
           </w:p>
         </w:tc>
@@ -6306,15 +6227,7 @@
             </w:r>
             <w:r>
               <w:tab/>
-              <w:t>(</w:t>
-            </w:r>
-            <w:proofErr w:type="spellStart"/>
-            <w:r>
-              <w:t>i</w:t>
-            </w:r>
-            <w:proofErr w:type="spellEnd"/>
-            <w:r>
-              <w:t xml:space="preserve">) </w:t>
+              <w:t xml:space="preserve">(i) </w:t>
             </w:r>
             <w:r>
               <w:tab/>
@@ -7230,23 +7143,7 @@
               <w:ind w:left="1" w:firstLine="1"/>
             </w:pPr>
             <w:r>
-              <w:t xml:space="preserve">This Agreement shall extend </w:t>
-            </w:r>
-            <w:proofErr w:type="gramStart"/>
-            <w:r>
-              <w:t>to,</w:t>
-            </w:r>
-            <w:proofErr w:type="gramEnd"/>
-            <w:r>
-              <w:t xml:space="preserve"> be binding upon and </w:t>
-            </w:r>
-            <w:proofErr w:type="spellStart"/>
-            <w:r>
-              <w:t>enure</w:t>
-            </w:r>
-            <w:proofErr w:type="spellEnd"/>
-            <w:r>
-              <w:t xml:space="preserve"> to the benefit of the heirs, executors, administrators, successors and assigns of the Tenant. </w:t>
+              <w:t xml:space="preserve">This Agreement shall extend to, be binding upon and enure to the benefit of the heirs, executors, administrators, successors and assigns of the Tenant. </w:t>
             </w:r>
           </w:p>
         </w:tc>
@@ -8622,38 +8519,7 @@
         <w:ind w:left="0" w:firstLine="0"/>
       </w:pPr>
       <w:r>
-        <w:t>_______________________________</w:t>
-      </w:r>
-      <w:r>
-        <w:t xml:space="preserve">                                    ______________________________________</w:t>
-      </w:r>
-    </w:p>
-    <w:p>
-      <w:pPr>
-        <w:spacing w:after="0" w:line="259" w:lineRule="auto"/>
-        <w:ind w:left="0" w:firstLine="0"/>
-      </w:pPr>
-      <w:r>
-        <w:t xml:space="preserve">Signature of the Tenant </w:t>
-      </w:r>
-      <w:r>
-        <w:tab/>
-      </w:r>
-      <w:r>
-        <w:tab/>
-      </w:r>
-      <w:r>
-        <w:tab/>
-      </w:r>
-      <w:r>
-        <w:tab/>
-      </w:r>
-      <w:r>
-        <w:tab/>
-      </w:r>
-      <w:r>
-        <w:tab/>
-        <w:t>Signature of the Tenant</w:t>
+        <w:t>[[TENANT_SIGNATURES]]</w:t>
       </w:r>
     </w:p>
     <w:p>
@@ -8858,26 +8724,7 @@
           <w:lang w:val="fr-FR"/>
         </w:rPr>
         <w:tab/>
-      </w:r>
-      <w:proofErr w:type="gramStart"/>
-      <w:r>
-        <w:rPr>
-          <w:lang w:val="fr-FR"/>
-        </w:rPr>
         <w:t xml:space="preserve">Tenant  </w:t>
-      </w:r>
-      <w:r>
-        <w:rPr>
-          <w:lang w:val="fr-FR"/>
-        </w:rPr>
-        <w:tab/>
-      </w:r>
-      <w:proofErr w:type="gramEnd"/>
-      <w:r>
-        <w:rPr>
-          <w:lang w:val="fr-FR"/>
-        </w:rPr>
-        <w:t xml:space="preserve"> </w:t>
       </w:r>
       <w:r>
         <w:rPr>
@@ -8905,20 +8752,14 @@
           <w:lang w:val="fr-FR"/>
         </w:rPr>
         <w:tab/>
-      </w:r>
-      <w:proofErr w:type="spellStart"/>
+        <w:t xml:space="preserve"> </w:t>
+      </w:r>
       <w:r>
         <w:rPr>
           <w:lang w:val="fr-FR"/>
         </w:rPr>
-        <w:t>Tenant’s</w:t>
-      </w:r>
-      <w:proofErr w:type="spellEnd"/>
-      <w:r>
-        <w:rPr>
-          <w:lang w:val="fr-FR"/>
-        </w:rPr>
-        <w:t xml:space="preserve"> Signature </w:t>
+        <w:tab/>
+        <w:t xml:space="preserve">Tenant’s Signature </w:t>
       </w:r>
     </w:p>
     <w:p>
@@ -9013,26 +8854,7 @@
           <w:lang w:val="fr-FR"/>
         </w:rPr>
         <w:tab/>
-      </w:r>
-      <w:proofErr w:type="gramStart"/>
-      <w:r>
-        <w:rPr>
-          <w:lang w:val="fr-FR"/>
-        </w:rPr>
         <w:t xml:space="preserve">Tenant  </w:t>
-      </w:r>
-      <w:r>
-        <w:rPr>
-          <w:lang w:val="fr-FR"/>
-        </w:rPr>
-        <w:tab/>
-      </w:r>
-      <w:proofErr w:type="gramEnd"/>
-      <w:r>
-        <w:rPr>
-          <w:lang w:val="fr-FR"/>
-        </w:rPr>
-        <w:t xml:space="preserve"> </w:t>
       </w:r>
       <w:r>
         <w:rPr>
@@ -9060,20 +8882,14 @@
           <w:lang w:val="fr-FR"/>
         </w:rPr>
         <w:tab/>
-      </w:r>
-      <w:proofErr w:type="spellStart"/>
+        <w:t xml:space="preserve"> </w:t>
+      </w:r>
       <w:r>
         <w:rPr>
           <w:lang w:val="fr-FR"/>
         </w:rPr>
-        <w:t>Tenant’s</w:t>
-      </w:r>
-      <w:proofErr w:type="spellEnd"/>
-      <w:r>
-        <w:rPr>
-          <w:lang w:val="fr-FR"/>
-        </w:rPr>
-        <w:t xml:space="preserve"> Signature </w:t>
+        <w:tab/>
+        <w:t xml:space="preserve">Tenant’s Signature </w:t>
       </w:r>
     </w:p>
     <w:p>
@@ -9418,37 +9234,18 @@
     </w:p>
     <w:p>
       <w:pPr>
-        <w:tabs>
-          <w:tab w:val="center" w:pos="720"/>
-          <w:tab w:val="center" w:pos="1718"/>
-          <w:tab w:val="center" w:pos="2880"/>
-          <w:tab w:val="center" w:pos="3600"/>
-          <w:tab w:val="center" w:pos="4320"/>
-          <w:tab w:val="center" w:pos="5040"/>
-          <w:tab w:val="center" w:pos="6519"/>
-        </w:tabs>
+        <w:spacing w:after="160" w:line="259" w:lineRule="auto"/>
         <w:ind w:left="0" w:firstLine="0"/>
         <w:rPr>
           <w:lang w:val="fr-FR"/>
         </w:rPr>
       </w:pPr>
-    </w:p>
-    <w:p>
-      <w:pPr>
-        <w:tabs>
-          <w:tab w:val="center" w:pos="720"/>
-          <w:tab w:val="center" w:pos="1718"/>
-          <w:tab w:val="center" w:pos="2880"/>
-          <w:tab w:val="center" w:pos="3600"/>
-          <w:tab w:val="center" w:pos="4320"/>
-          <w:tab w:val="center" w:pos="5040"/>
-          <w:tab w:val="center" w:pos="6519"/>
-        </w:tabs>
-        <w:ind w:left="0" w:firstLine="0"/>
+      <w:r>
         <w:rPr>
           <w:lang w:val="fr-FR"/>
         </w:rPr>
-      </w:pPr>
+        <w:br w:type="page"/>
+      </w:r>
     </w:p>
     <w:p>
       <w:pPr>
@@ -9868,15 +9665,7 @@
               <w:ind w:left="0" w:right="32" w:firstLine="0"/>
             </w:pPr>
             <w:r>
-              <w:t xml:space="preserve">The Tenant agrees to immediately report to the Landlord </w:t>
-            </w:r>
-            <w:proofErr w:type="gramStart"/>
-            <w:r>
-              <w:t>any and all</w:t>
-            </w:r>
-            <w:proofErr w:type="gramEnd"/>
-            <w:r>
-              <w:t xml:space="preserve"> damage that may occur to the premises. </w:t>
+              <w:t xml:space="preserve">The Tenant agrees to immediately report to the Landlord any and all damage that may occur to the premises. </w:t>
             </w:r>
           </w:p>
         </w:tc>
@@ -10054,15 +9843,7 @@
               <w:ind w:left="0" w:firstLine="0"/>
             </w:pPr>
             <w:r>
-              <w:t xml:space="preserve">The Tenant shall be responsible for replacing glass with glass of a kind and quality </w:t>
-            </w:r>
-            <w:proofErr w:type="gramStart"/>
-            <w:r>
-              <w:t>similar to</w:t>
-            </w:r>
-            <w:proofErr w:type="gramEnd"/>
-            <w:r>
-              <w:t xml:space="preserve"> that, which may be broken, cracked or damaged due to the negligence, or wilful misconduct of Tenant or any other person or persons invited on the premises by the Tenant. </w:t>
+              <w:t xml:space="preserve">The Tenant shall be responsible for replacing glass with glass of a kind and quality similar to that, which may be broken, cracked or damaged due to the negligence, or wilful misconduct of Tenant or any other person or persons invited on the premises by the Tenant. </w:t>
             </w:r>
           </w:p>
         </w:tc>
@@ -10601,15 +10382,7 @@
               <w:ind w:left="0" w:firstLine="0"/>
             </w:pPr>
             <w:r>
-              <w:t xml:space="preserve">The Tenant must keep and observe all health, fire and police regulations of the </w:t>
-            </w:r>
-            <w:proofErr w:type="gramStart"/>
-            <w:r>
-              <w:t>Province</w:t>
-            </w:r>
-            <w:proofErr w:type="gramEnd"/>
-            <w:r>
-              <w:t xml:space="preserve"> and city, town or municipality in which the premises are located </w:t>
+              <w:t xml:space="preserve">The Tenant must keep and observe all health, fire and police regulations of the Province and city, town or municipality in which the premises are located </w:t>
             </w:r>
           </w:p>
         </w:tc>
@@ -11112,13 +10885,8 @@
               <w:spacing w:after="0" w:line="259" w:lineRule="auto"/>
               <w:ind w:left="1" w:firstLine="0"/>
             </w:pPr>
-            <w:proofErr w:type="gramStart"/>
-            <w:r>
-              <w:t>Landlord,</w:t>
-            </w:r>
-            <w:proofErr w:type="gramEnd"/>
-            <w:r>
-              <w:t xml:space="preserve"> disturbs the comfort of the neighbors to the premises. </w:t>
+            <w:r>
+              <w:t xml:space="preserve">Landlord, disturbs the comfort of the neighbors to the premises. </w:t>
             </w:r>
           </w:p>
         </w:tc>
@@ -11340,15 +11108,7 @@
               <w:ind w:left="0" w:firstLine="1"/>
             </w:pPr>
             <w:r>
-              <w:t xml:space="preserve">If parking facilities are provided, they are provided at the Tenant’s own </w:t>
-            </w:r>
-            <w:proofErr w:type="gramStart"/>
-            <w:r>
-              <w:t>risk</w:t>
-            </w:r>
-            <w:proofErr w:type="gramEnd"/>
-            <w:r>
-              <w:t xml:space="preserve"> and the Tenant is required to park in the stall allotted to the Tenant.  Unlicensed or </w:t>
+              <w:t xml:space="preserve">If parking facilities are provided, they are provided at the Tenant’s own risk and the Tenant is required to park in the stall allotted to the Tenant.  Unlicensed or </w:t>
             </w:r>
             <w:r>
               <w:lastRenderedPageBreak/>
@@ -13121,6 +12881,7 @@
   <w:style w:type="character" w:default="1" w:styleId="DefaultParagraphFont">
     <w:name w:val="Default Paragraph Font"/>
     <w:uiPriority w:val="1"/>
+    <w:semiHidden/>
     <w:unhideWhenUsed/>
   </w:style>
   <w:style w:type="table" w:default="1" w:styleId="TableNormal">
@@ -13349,8 +13110,11 @@
   <w:rsids>
     <w:rsidRoot w:val="005361BF"/>
     <w:rsid w:val="00033390"/>
+    <w:rsid w:val="000D04A9"/>
     <w:rsid w:val="00106510"/>
+    <w:rsid w:val="00124A85"/>
     <w:rsid w:val="005361BF"/>
+    <w:rsid w:val="00C76A11"/>
   </w:rsids>
   <m:mathPr>
     <m:mathFont m:val="Cambria Math"/>

--- a/Lease Template.docx
+++ b/Lease Template.docx
@@ -72,6 +72,7 @@
           </w:placeholder>
           <w:text/>
         </w:sdtPr>
+        <w:sdtEndPr/>
         <w:sdtContent>
           <w:r>
             <w:rPr>
@@ -114,6 +115,7 @@
           </w:placeholder>
           <w:text/>
         </w:sdtPr>
+        <w:sdtEndPr/>
         <w:sdtContent>
           <w:r>
             <w:rPr>
@@ -162,6 +164,7 @@
           </w:placeholder>
           <w:text/>
         </w:sdtPr>
+        <w:sdtEndPr/>
         <w:sdtContent>
           <w:r>
             <w:rPr>
@@ -224,6 +227,7 @@
         </w:placeholder>
         <w:text/>
       </w:sdtPr>
+      <w:sdtEndPr/>
       <w:sdtContent>
         <w:p>
           <w:pPr>
@@ -474,6 +478,7 @@
                 </w:placeholder>
                 <w:text/>
               </w:sdtPr>
+              <w:sdtEndPr/>
               <w:sdtContent>
                 <w:r>
                   <w:rPr>
@@ -692,6 +697,7 @@
               </w:placeholder>
               <w:text/>
             </w:sdtPr>
+            <w:sdtEndPr/>
             <w:sdtContent>
               <w:p>
                 <w:pPr>
@@ -1065,6 +1071,7 @@
                 </w:placeholder>
                 <w:text/>
               </w:sdtPr>
+              <w:sdtEndPr/>
               <w:sdtContent>
                 <w:r>
                   <w:rPr>
@@ -1112,6 +1119,7 @@
                 </w:placeholder>
                 <w:text/>
               </w:sdtPr>
+              <w:sdtEndPr/>
               <w:sdtContent>
                 <w:r>
                   <w:rPr>
@@ -1207,6 +1215,7 @@
                 </w:placeholder>
                 <w:text/>
               </w:sdtPr>
+              <w:sdtEndPr/>
               <w:sdtContent>
                 <w:r>
                   <w:rPr>
@@ -1246,6 +1255,7 @@
                 </w:placeholder>
                 <w:text/>
               </w:sdtPr>
+              <w:sdtEndPr/>
               <w:sdtContent>
                 <w:r>
                   <w:rPr>
@@ -1278,6 +1288,7 @@
                 </w:placeholder>
                 <w:text/>
               </w:sdtPr>
+              <w:sdtEndPr/>
               <w:sdtContent>
                 <w:r>
                   <w:rPr>
@@ -1458,6 +1469,7 @@
                 </w:placeholder>
                 <w:text/>
               </w:sdtPr>
+              <w:sdtEndPr/>
               <w:sdtContent>
                 <w:r>
                   <w:rPr>
@@ -1779,6 +1791,7 @@
                 </w:placeholder>
                 <w:text/>
               </w:sdtPr>
+              <w:sdtEndPr/>
               <w:sdtContent>
                 <w:r>
                   <w:rPr>
@@ -2044,6 +2057,7 @@
                 </w:placeholder>
                 <w:text/>
               </w:sdtPr>
+              <w:sdtEndPr/>
               <w:sdtContent>
                 <w:r>
                   <w:rPr>
@@ -2158,6 +2172,7 @@
                 </w:placeholder>
                 <w:text/>
               </w:sdtPr>
+              <w:sdtEndPr/>
               <w:sdtContent>
                 <w:r>
                   <w:rPr>
@@ -2397,6 +2412,7 @@
                 </w:placeholder>
                 <w:text/>
               </w:sdtPr>
+              <w:sdtEndPr/>
               <w:sdtContent>
                 <w:r>
                   <w:rPr>
@@ -7437,6 +7453,7 @@
                 </w:placeholder>
                 <w:text/>
               </w:sdtPr>
+              <w:sdtEndPr/>
               <w:sdtContent>
                 <w:r>
                   <w:rPr>
@@ -7638,6 +7655,7 @@
                 </w:placeholder>
                 <w:text/>
               </w:sdtPr>
+              <w:sdtEndPr/>
               <w:sdtContent>
                 <w:r>
                   <w:rPr>
@@ -7839,6 +7857,7 @@
                 </w:placeholder>
                 <w:text/>
               </w:sdtPr>
+              <w:sdtEndPr/>
               <w:sdtContent>
                 <w:r>
                   <w:rPr>
@@ -8217,29 +8236,11 @@
     </w:p>
     <w:p>
       <w:pPr>
-        <w:spacing w:after="0" w:line="259" w:lineRule="auto"/>
+        <w:spacing w:after="160" w:line="259" w:lineRule="auto"/>
         <w:ind w:left="0" w:firstLine="0"/>
       </w:pPr>
-    </w:p>
-    <w:p>
-      <w:pPr>
-        <w:spacing w:after="0" w:line="259" w:lineRule="auto"/>
-        <w:ind w:left="0" w:firstLine="0"/>
-      </w:pPr>
-    </w:p>
-    <w:p>
-      <w:pPr>
-        <w:spacing w:after="0" w:line="259" w:lineRule="auto"/>
-        <w:ind w:left="0" w:firstLine="0"/>
-      </w:pPr>
-    </w:p>
-    <w:p>
-      <w:pPr>
-        <w:spacing w:after="0" w:line="259" w:lineRule="auto"/>
-        <w:ind w:left="0" w:firstLine="0"/>
-      </w:pPr>
-      <w:r>
-        <w:t xml:space="preserve"> </w:t>
+      <w:r>
+        <w:br w:type="page"/>
       </w:r>
     </w:p>
     <w:p>
@@ -8635,6 +8636,16 @@
     </w:p>
     <w:p>
       <w:pPr>
+        <w:ind w:left="-5"/>
+      </w:pPr>
+    </w:p>
+    <w:p>
+      <w:pPr>
+        <w:ind w:left="-5"/>
+      </w:pPr>
+    </w:p>
+    <w:p>
+      <w:pPr>
         <w:spacing w:after="0" w:line="259" w:lineRule="auto"/>
         <w:ind w:left="0" w:firstLine="0"/>
       </w:pPr>
@@ -8761,6 +8772,40 @@
         <w:tab/>
         <w:t xml:space="preserve">Tenant’s Signature </w:t>
       </w:r>
+    </w:p>
+    <w:p>
+      <w:pPr>
+        <w:tabs>
+          <w:tab w:val="center" w:pos="720"/>
+          <w:tab w:val="center" w:pos="1718"/>
+          <w:tab w:val="center" w:pos="2880"/>
+          <w:tab w:val="center" w:pos="3600"/>
+          <w:tab w:val="center" w:pos="4320"/>
+          <w:tab w:val="center" w:pos="5040"/>
+          <w:tab w:val="center" w:pos="6519"/>
+        </w:tabs>
+        <w:ind w:left="-15" w:firstLine="0"/>
+        <w:rPr>
+          <w:lang w:val="fr-FR"/>
+        </w:rPr>
+      </w:pPr>
+    </w:p>
+    <w:p>
+      <w:pPr>
+        <w:tabs>
+          <w:tab w:val="center" w:pos="720"/>
+          <w:tab w:val="center" w:pos="1718"/>
+          <w:tab w:val="center" w:pos="2880"/>
+          <w:tab w:val="center" w:pos="3600"/>
+          <w:tab w:val="center" w:pos="4320"/>
+          <w:tab w:val="center" w:pos="5040"/>
+          <w:tab w:val="center" w:pos="6519"/>
+        </w:tabs>
+        <w:ind w:left="-15" w:firstLine="0"/>
+        <w:rPr>
+          <w:lang w:val="fr-FR"/>
+        </w:rPr>
+      </w:pPr>
     </w:p>
     <w:p>
       <w:pPr>
@@ -9217,38 +9262,6 @@
     </w:p>
     <w:p>
       <w:pPr>
-        <w:tabs>
-          <w:tab w:val="center" w:pos="720"/>
-          <w:tab w:val="center" w:pos="1718"/>
-          <w:tab w:val="center" w:pos="2880"/>
-          <w:tab w:val="center" w:pos="3600"/>
-          <w:tab w:val="center" w:pos="4320"/>
-          <w:tab w:val="center" w:pos="5040"/>
-          <w:tab w:val="center" w:pos="6519"/>
-        </w:tabs>
-        <w:ind w:left="0" w:firstLine="0"/>
-        <w:rPr>
-          <w:lang w:val="fr-FR"/>
-        </w:rPr>
-      </w:pPr>
-    </w:p>
-    <w:p>
-      <w:pPr>
-        <w:spacing w:after="160" w:line="259" w:lineRule="auto"/>
-        <w:ind w:left="0" w:firstLine="0"/>
-        <w:rPr>
-          <w:lang w:val="fr-FR"/>
-        </w:rPr>
-      </w:pPr>
-      <w:r>
-        <w:rPr>
-          <w:lang w:val="fr-FR"/>
-        </w:rPr>
-        <w:br w:type="page"/>
-      </w:r>
-    </w:p>
-    <w:p>
-      <w:pPr>
         <w:spacing w:after="0" w:line="259" w:lineRule="auto"/>
         <w:ind w:left="2" w:firstLine="0"/>
         <w:jc w:val="center"/>
@@ -11642,6 +11655,7 @@
           </w:placeholder>
           <w:text/>
         </w:sdtPr>
+        <w:sdtEndPr/>
         <w:sdtContent>
           <w:r>
             <w:rPr>
@@ -11706,6 +11720,7 @@
           </w:placeholder>
           <w:text/>
         </w:sdtPr>
+        <w:sdtEndPr/>
         <w:sdtContent>
           <w:r>
             <w:rPr>
@@ -13113,6 +13128,7 @@
     <w:rsid w:val="000D04A9"/>
     <w:rsid w:val="00106510"/>
     <w:rsid w:val="00124A85"/>
+    <w:rsid w:val="003D61B3"/>
     <w:rsid w:val="005361BF"/>
     <w:rsid w:val="00C76A11"/>
   </w:rsids>
